--- a/Zerde_Sandar_qupiyasy/ZhI_deklaratsiyasy.docx
+++ b/Zerde_Sandar_qupiyasy/ZhI_deklaratsiyasy.docx
@@ -773,7 +773,7 @@
                 <w:sz w:val="22"/>
                 <w:szCs w:val="22"/>
               </w:rPr>
-              <w:t xml:space="preserve">Дереккөздер тізімі кітапханада тексерілді; кестелердегі сандар зерттеу кестесімен қайта салыстырылды; есептердің жауабын өзім қайта шығарып тексердім. Ертегілердегі сандарды мәтіннен өзім тауып, санадым</w:t>
+              <w:t xml:space="preserve">Дереккөздер тізімі кітапханада тексерілді; кестелердегі сандар зерттеу кестесімен қайта салыстырылды; есептердің жауабын өзім қайта шығарып тексердім. Ертегілердегі сандарды мәтіннен өзім тауып, санадым; ЖИ ертегі мәтіндерін талдауға пайдаланылмады</w:t>
             </w:r>
           </w:p>
         </w:tc>
